--- a/WFA_Instructor_Facilitation_Guide.docx
+++ b/WFA_Instructor_Facilitation_Guide.docx
@@ -2655,7 +2655,7 @@
           <w:sz w:val="22"/>
           <w:szCs w:val="22"/>
         </w:rPr>
-        <w:t xml:space="preserve">SAMPLE (Signs, Allergies, Medications, Pertinent Hx, Last meal, Environment) vs. OPQRST (Onset, Provocation, Quality, Radiation, Severity, Time) for different questions</w:t>
+        <w:t xml:space="preserve">SAMPLE (Signs, Allergies, Medications, Pertinent Hx, Last meal, Events (leading up to the illness/injury)) vs. OPQRST (Onset, Provocation, Quality, Radiation, Severity, Time) for different questions</w:t>
       </w:r>
     </w:p>
     <w:p>
@@ -3356,7 +3356,7 @@
           <w:sz w:val="22"/>
           <w:szCs w:val="22"/>
         </w:rPr>
-        <w:t xml:space="preserve">Rescue breathing: 1 breath every 5–6 seconds (10–12 breaths/min), watch for chest rise, seal tight but gentle</w:t>
+        <w:t xml:space="preserve">Rescue breathing: 1 breath every 6 seconds (about 10 breaths/min), watch for chest rise, seal tight but gentle</w:t>
       </w:r>
     </w:p>
     <w:p>
@@ -4057,7 +4057,7 @@
           <w:sz w:val="22"/>
           <w:szCs w:val="22"/>
         </w:rPr>
-        <w:t xml:space="preserve">Open chest wound: occlusive dressing (plastic, foil) taped on 3 sides to prevent sucking wound</w:t>
+        <w:t xml:space="preserve">Open chest wound: occlusive dressing (plastic, foil) taped on 3 sides to prevent sucking wound; monitor for tension — lift/burp the dressing if breathing worsens</w:t>
       </w:r>
     </w:p>
     <w:p>
@@ -6106,7 +6106,7 @@
           <w:sz w:val="22"/>
           <w:szCs w:val="22"/>
         </w:rPr>
-        <w:t xml:space="preserve">Mechanism high-risk: falls &gt; 10 feet, head injury, motor vehicle crash, axial loading, penetrating trauma</w:t>
+        <w:t xml:space="preserve">Mechanism high-risk: falls greater than 3 feet (1 m) or about 5 stairs, head injury, motor vehicle crash, axial loading, penetrating trauma</w:t>
       </w:r>
     </w:p>
     <w:p>
@@ -6178,7 +6178,7 @@
           <w:sz w:val="22"/>
           <w:szCs w:val="22"/>
         </w:rPr>
-        <w:t xml:space="preserve">Neurogenic shock: spinal cord injury → loss of sympathetic tone → head elevated, not legs; hypovolemic shock: legs elevated</w:t>
+        <w:t xml:space="preserve">Neurogenic shock: spinal cord injury → loss of sympathetic tone → keep supine (flat), maintain spinal motion restriction, keep warm; hypovolemic shock: legs elevated</w:t>
       </w:r>
     </w:p>
     <w:p>
@@ -6825,7 +6825,7 @@
           <w:sz w:val="22"/>
           <w:szCs w:val="22"/>
         </w:rPr>
-        <w:t xml:space="preserve">Heat stroke: altered LOC (the key differentiator), hot skin, may not be sweating, temp &gt; 103°F</w:t>
+        <w:t xml:space="preserve">Heat stroke: altered LOC (the key differentiator), hot skin, may not be sweating, temp &gt; 104°F (40°C)</w:t>
       </w:r>
     </w:p>
     <w:p>
@@ -8245,25 +8245,25 @@
           <w:sz w:val="22"/>
           <w:szCs w:val="22"/>
         </w:rPr>
-        <w:t xml:space="preserve">EpiPen technique: outer thigh, through clothing if necessary, perpendicular injection, 10-second hold, massage site 10 seconds post-injection</w:t>
-      </w:r>
-    </w:p>
-    <w:p>
-      <w:pPr>
-        <w:pStyle w:val="ListParagraph"/>
-        <w:numPr>
-          <w:ilvl w:val="0"/>
-          <w:numId w:val="2"/>
-        </w:numPr>
-        <w:spacing w:line="360" w:after="60"/>
-      </w:pPr>
-      <w:r>
-        <w:rPr>
-          <w:rFonts w:ascii="Arial" w:cs="Arial" w:eastAsia="Arial" w:hAnsi="Arial"/>
-          <w:sz w:val="22"/>
-          <w:szCs w:val="22"/>
-        </w:rPr>
-        <w:t xml:space="preserve">Biphasic reaction: symptoms can recur 1–8 hours post-Epi; evacuation mandatory even if patient improves</w:t>
+        <w:t xml:space="preserve">EpiPen technique: outer thigh, through clothing if necessary, perpendicular injection, 3-second hold, massage site 10 seconds post-injection</w:t>
+      </w:r>
+    </w:p>
+    <w:p>
+      <w:pPr>
+        <w:pStyle w:val="ListParagraph"/>
+        <w:numPr>
+          <w:ilvl w:val="0"/>
+          <w:numId w:val="2"/>
+        </w:numPr>
+        <w:spacing w:line="360" w:after="60"/>
+      </w:pPr>
+      <w:r>
+        <w:rPr>
+          <w:rFonts w:ascii="Arial" w:cs="Arial" w:eastAsia="Arial" w:hAnsi="Arial"/>
+          <w:sz w:val="22"/>
+          <w:szCs w:val="22"/>
+        </w:rPr>
+        <w:t xml:space="preserve">Biphasic reaction: symptoms can recur — most within the first hours, possible up to 72 hours; evacuation mandatory even if patient improves</w:t>
       </w:r>
     </w:p>
     <w:p>
@@ -8928,7 +8928,7 @@
           <w:sz w:val="22"/>
           <w:szCs w:val="22"/>
         </w:rPr>
-        <w:t xml:space="preserve">AEIOU-TIPS: Alcohol, Electrolyte, Insulin, Opioids, Uremia (renal), Trauma, Infection, Poisoning, Stroke</w:t>
+        <w:t xml:space="preserve">AEIOU-TIPS: Alcohol/toxins, Epilepsy/seizure (postictal state), Insulin (hypoglycemia, hyperglycemia), Overdose (medications, drugs), Uremia (kidney failure), Trauma (head injury, hypoxia, shock), Infection (sepsis, meningitis, encephalitis), Psychosis (psychiatric emergency), Syncope/Stroke/Shock</w:t>
       </w:r>
     </w:p>
     <w:p>
@@ -9629,7 +9629,7 @@
           <w:sz w:val="22"/>
           <w:szCs w:val="22"/>
         </w:rPr>
-        <w:t xml:space="preserve">Snakebite: immobilize limb, keep below heart level, evacuate (antivenom is only treatment); NEVER cut, suck, tourniquet, ice, or apply heat</w:t>
+        <w:t xml:space="preserve">Snakebite: immobilize limb, splint and keep at approximately heart level, evacuate (antivenom is only treatment); NEVER cut, suck, tourniquet, ice, or apply heat</w:t>
       </w:r>
     </w:p>
     <w:p>
@@ -9701,7 +9701,7 @@
           <w:sz w:val="22"/>
           <w:szCs w:val="22"/>
         </w:rPr>
-        <w:t xml:space="preserve">Non-anaphylactic sting: remove stinger (scrape, don't pinch), ice, elevation, monitor</w:t>
+        <w:t xml:space="preserve">Non-anaphylactic sting: remove stinger immediately by any means (speed matters more than method), ice, elevation, monitor</w:t>
       </w:r>
     </w:p>
     <w:p>
@@ -11108,7 +11108,7 @@
           <w:sz w:val="22"/>
           <w:szCs w:val="22"/>
         </w:rPr>
-        <w:t xml:space="preserve">Successful candidates receive a Wilderness First Aid certificate valid for 2–3 years (per your organization's policy). Provide a certificate number for re-certification tracking.</w:t>
+        <w:t xml:space="preserve">Students receive a record of course completion showing name, final exam score, and date.</w:t>
       </w:r>
     </w:p>
     <w:p>
@@ -11202,7 +11202,7 @@
           <w:sz w:val="22"/>
           <w:szCs w:val="22"/>
         </w:rPr>
-        <w:t xml:space="preserve">Do not issue certificate until all requirements are met.</w:t>
+        <w:t xml:space="preserve">Do not issue the record of course completion until all requirements are met.</w:t>
       </w:r>
     </w:p>
     <w:p>
@@ -11277,25 +11277,25 @@
           <w:sz w:val="22"/>
           <w:szCs w:val="22"/>
         </w:rPr>
-        <w:t xml:space="preserve">Wilderness Medicine (5th edition) by Eric Weiss, MD. Comprehensive reference; covers all WFA topics and beyond.</w:t>
-      </w:r>
-    </w:p>
-    <w:p>
-      <w:pPr>
-        <w:pStyle w:val="ListParagraph"/>
-        <w:numPr>
-          <w:ilvl w:val="0"/>
-          <w:numId w:val="2"/>
-        </w:numPr>
-        <w:spacing w:line="360" w:after="60"/>
-      </w:pPr>
-      <w:r>
-        <w:rPr>
-          <w:rFonts w:ascii="Arial" w:cs="Arial" w:eastAsia="Arial" w:hAnsi="Arial"/>
-          <w:sz w:val="22"/>
-          <w:szCs w:val="22"/>
-        </w:rPr>
-        <w:t xml:space="preserve">NOLS Wilderness Medicine (5th edition) by Tod Schimelpfenig. Practical, field-focused. Excellent scenarios.</w:t>
+        <w:t xml:space="preserve">Auerbach's Wilderness Medicine (7th edition), Elsevier. Comprehensive reference; covers all WFA topics and beyond.</w:t>
+      </w:r>
+    </w:p>
+    <w:p>
+      <w:pPr>
+        <w:pStyle w:val="ListParagraph"/>
+        <w:numPr>
+          <w:ilvl w:val="0"/>
+          <w:numId w:val="2"/>
+        </w:numPr>
+        <w:spacing w:line="360" w:after="60"/>
+      </w:pPr>
+      <w:r>
+        <w:rPr>
+          <w:rFonts w:ascii="Arial" w:cs="Arial" w:eastAsia="Arial" w:hAnsi="Arial"/>
+          <w:sz w:val="22"/>
+          <w:szCs w:val="22"/>
+        </w:rPr>
+        <w:t xml:space="preserve">NOLS Wilderness Medicine (7th edition) by Tod Schimelpfenig. Practical, field-focused. Excellent scenarios.</w:t>
       </w:r>
     </w:p>
     <w:p>
